--- a/public/notification_template.docx
+++ b/public/notification_template.docx
@@ -55,8 +55,8 @@
       <w:r>
         <w:rPr>
           <w:rFonts w:hint="default" w:ascii="Times New Roman" w:hAnsi="Times New Roman" w:eastAsia="SimSun" w:cs="Times New Roman"/>
-          <w:sz w:val="24"/>
-          <w:szCs w:val="24"/>
+          <w:sz w:val="22"/>
+          <w:szCs w:val="22"/>
         </w:rPr>
         <w:t>{department}</w:t>
       </w:r>
@@ -134,8 +134,8 @@
       <w:r>
         <w:rPr>
           <w:rFonts w:hint="default" w:ascii="Times New Roman" w:hAnsi="Times New Roman" w:eastAsia="SimSun" w:cs="Times New Roman"/>
-          <w:sz w:val="24"/>
-          <w:szCs w:val="24"/>
+          <w:sz w:val="22"/>
+          <w:szCs w:val="22"/>
         </w:rPr>
         <w:t>{managerInfo}</w:t>
       </w:r>
@@ -547,27 +547,29 @@
         <w:kinsoku w:val="0"/>
         <w:overflowPunct w:val="0"/>
         <w:spacing w:beforeLines="0" w:afterLines="0" w:line="200" w:lineRule="exact"/>
-        <w:ind w:left="5040" w:leftChars="0" w:firstLine="1320" w:firstLineChars="550"/>
+        <w:ind w:left="5040" w:leftChars="0" w:firstLine="1210" w:firstLineChars="550"/>
         <w:rPr>
           <w:rFonts w:hint="default" w:ascii="Times New Roman" w:hAnsi="Times New Roman" w:eastAsia="SimSun" w:cs="Times New Roman"/>
-          <w:sz w:val="24"/>
-          <w:szCs w:val="24"/>
+          <w:sz w:val="22"/>
+          <w:szCs w:val="22"/>
           <w:lang w:val="en-US"/>
         </w:rPr>
       </w:pPr>
+      <w:bookmarkStart w:id="0" w:name="_GoBack"/>
+      <w:bookmarkEnd w:id="0"/>
       <w:r>
         <w:rPr>
           <w:rFonts w:hint="default" w:ascii="Times New Roman" w:hAnsi="Times New Roman" w:eastAsia="SimSun" w:cs="Times New Roman"/>
-          <w:sz w:val="24"/>
-          <w:szCs w:val="24"/>
+          <w:sz w:val="22"/>
+          <w:szCs w:val="22"/>
         </w:rPr>
         <w:t>{employeeInfo</w:t>
       </w:r>
       <w:r>
         <w:rPr>
           <w:rFonts w:hint="default" w:ascii="Times New Roman" w:hAnsi="Times New Roman" w:eastAsia="SimSun" w:cs="Times New Roman"/>
-          <w:sz w:val="24"/>
-          <w:szCs w:val="24"/>
+          <w:sz w:val="22"/>
+          <w:szCs w:val="22"/>
           <w:lang w:val="en-US"/>
         </w:rPr>
         <w:t>}</w:t>
@@ -2181,7 +2183,7 @@
       <w:tblPr>
         <w:tblStyle w:val="4"/>
         <w:tblW w:w="0" w:type="auto"/>
-        <w:tblInd w:w="113" w:type="dxa"/>
+        <w:jc w:val="center"/>
         <w:tblBorders>
           <w:top w:val="none" w:color="auto" w:sz="0" w:space="0"/>
           <w:left w:val="none" w:color="auto" w:sz="0" w:space="0"/>
@@ -2205,14 +2207,6 @@
       </w:tblGrid>
       <w:tr>
         <w:tblPrEx>
-          <w:tblBorders>
-            <w:top w:val="none" w:color="auto" w:sz="0" w:space="0"/>
-            <w:left w:val="none" w:color="auto" w:sz="0" w:space="0"/>
-            <w:bottom w:val="none" w:color="auto" w:sz="0" w:space="0"/>
-            <w:right w:val="none" w:color="auto" w:sz="0" w:space="0"/>
-            <w:insideH w:val="none" w:color="auto" w:sz="0" w:space="0"/>
-            <w:insideV w:val="none" w:color="auto" w:sz="0" w:space="0"/>
-          </w:tblBorders>
           <w:tblCellMar>
             <w:top w:w="0" w:type="dxa"/>
             <w:left w:w="0" w:type="dxa"/>
@@ -2221,7 +2215,8 @@
           </w:tblCellMar>
         </w:tblPrEx>
         <w:trPr>
-          <w:trHeight w:val="636" w:hRule="exact"/>
+          <w:trHeight w:val="634" w:hRule="exact"/>
+          <w:jc w:val="center"/>
         </w:trPr>
         <w:tc>
           <w:tcPr>
@@ -2281,6 +2276,7 @@
               <w:kinsoku w:val="0"/>
               <w:overflowPunct w:val="0"/>
               <w:spacing w:before="7" w:beforeLines="0" w:afterLines="0" w:line="110" w:lineRule="exact"/>
+              <w:jc w:val="center"/>
               <w:rPr>
                 <w:rFonts w:hint="default"/>
                 <w:sz w:val="11"/>
@@ -2295,6 +2291,7 @@
               <w:overflowPunct w:val="0"/>
               <w:spacing w:beforeLines="0" w:afterLines="0" w:line="252" w:lineRule="exact"/>
               <w:ind w:left="102" w:right="278"/>
+              <w:jc w:val="center"/>
               <w:rPr>
                 <w:rFonts w:hint="default"/>
                 <w:sz w:val="24"/>
@@ -2708,11 +2705,12 @@
               <w:tr2bl w:val="nil"/>
             </w:tcBorders>
             <w:noWrap w:val="0"/>
-            <w:vAlign w:val="top"/>
+            <w:vAlign w:val="center"/>
           </w:tcPr>
           <w:p>
             <w:pPr>
               <w:spacing w:beforeLines="0" w:afterLines="0"/>
+              <w:jc w:val="center"/>
               <w:rPr>
                 <w:rFonts w:hint="default"/>
                 <w:sz w:val="24"/>
@@ -2748,7 +2746,8 @@
           </w:tblCellMar>
         </w:tblPrEx>
         <w:trPr>
-          <w:trHeight w:val="636" w:hRule="exact"/>
+          <w:trHeight w:val="634" w:hRule="exact"/>
+          <w:jc w:val="center"/>
         </w:trPr>
         <w:tc>
           <w:tcPr>
@@ -3209,11 +3208,12 @@
               <w:tr2bl w:val="nil"/>
             </w:tcBorders>
             <w:noWrap w:val="0"/>
-            <w:vAlign w:val="top"/>
+            <w:vAlign w:val="center"/>
           </w:tcPr>
           <w:p>
             <w:pPr>
               <w:spacing w:beforeLines="0" w:afterLines="0"/>
+              <w:jc w:val="center"/>
               <w:rPr>
                 <w:rFonts w:hint="default"/>
                 <w:sz w:val="24"/>
@@ -3502,7 +3502,7 @@
       <w:tblPr>
         <w:tblStyle w:val="4"/>
         <w:tblW w:w="0" w:type="auto"/>
-        <w:tblInd w:w="147" w:type="dxa"/>
+        <w:jc w:val="center"/>
         <w:tblBorders>
           <w:top w:val="none" w:color="auto" w:sz="0" w:space="0"/>
           <w:left w:val="none" w:color="auto" w:sz="0" w:space="0"/>
@@ -3543,6 +3543,7 @@
         </w:tblPrEx>
         <w:trPr>
           <w:trHeight w:val="382" w:hRule="exact"/>
+          <w:jc w:val="center"/>
         </w:trPr>
         <w:tc>
           <w:tcPr>
@@ -3866,6 +3867,7 @@
         </w:tblPrEx>
         <w:trPr>
           <w:trHeight w:val="384" w:hRule="exact"/>
+          <w:jc w:val="center"/>
         </w:trPr>
         <w:tc>
           <w:tcPr>
@@ -4098,11 +4100,12 @@
               <w:tr2bl w:val="nil"/>
             </w:tcBorders>
             <w:noWrap w:val="0"/>
-            <w:vAlign w:val="top"/>
+            <w:vAlign w:val="center"/>
           </w:tcPr>
           <w:p>
             <w:pPr>
               <w:spacing w:beforeLines="0" w:afterLines="0"/>
+              <w:jc w:val="center"/>
               <w:rPr>
                 <w:rFonts w:hint="default"/>
                 <w:sz w:val="24"/>
@@ -4115,15 +4118,7 @@
                 <w:sz w:val="24"/>
                 <w:szCs w:val="24"/>
               </w:rPr>
-              <w:t>{#relatives}{relName}</w:t>
-            </w:r>
-            <w:r>
-              <w:rPr>
-                <w:rFonts w:hint="default" w:ascii="Times New Roman" w:hAnsi="Times New Roman" w:eastAsia="SimSun" w:cs="Times New Roman"/>
-                <w:sz w:val="24"/>
-                <w:szCs w:val="24"/>
-              </w:rPr>
-              <w:t>({relRel})</w:t>
+              <w:t>{#relatives}{relName}({relRel})</w:t>
             </w:r>
           </w:p>
         </w:tc>
@@ -4147,6 +4142,7 @@
         </w:tblPrEx>
         <w:trPr>
           <w:trHeight w:val="888" w:hRule="exact"/>
+          <w:jc w:val="center"/>
         </w:trPr>
         <w:tc>
           <w:tcPr>
@@ -4612,11 +4608,12 @@
               <w:tr2bl w:val="nil"/>
             </w:tcBorders>
             <w:noWrap w:val="0"/>
-            <w:vAlign w:val="top"/>
+            <w:vAlign w:val="center"/>
           </w:tcPr>
           <w:p>
             <w:pPr>
               <w:spacing w:beforeLines="0" w:afterLines="0"/>
+              <w:jc w:val="center"/>
               <w:rPr>
                 <w:rFonts w:hint="default"/>
                 <w:sz w:val="24"/>
@@ -4653,6 +4650,7 @@
         </w:tblPrEx>
         <w:trPr>
           <w:trHeight w:val="891" w:hRule="exact"/>
+          <w:jc w:val="center"/>
         </w:trPr>
         <w:tc>
           <w:tcPr>
@@ -5125,11 +5123,12 @@
               <w:tr2bl w:val="nil"/>
             </w:tcBorders>
             <w:noWrap w:val="0"/>
-            <w:vAlign w:val="top"/>
+            <w:vAlign w:val="center"/>
           </w:tcPr>
           <w:p>
             <w:pPr>
               <w:spacing w:beforeLines="0" w:afterLines="0"/>
+              <w:jc w:val="center"/>
               <w:rPr>
                 <w:rFonts w:hint="default"/>
                 <w:sz w:val="24"/>
@@ -5166,6 +5165,7 @@
         </w:tblPrEx>
         <w:trPr>
           <w:trHeight w:val="888" w:hRule="exact"/>
+          <w:jc w:val="center"/>
         </w:trPr>
         <w:tc>
           <w:tcPr>
@@ -6021,6 +6021,7 @@
         </w:tblPrEx>
         <w:trPr>
           <w:trHeight w:val="384" w:hRule="exact"/>
+          <w:jc w:val="center"/>
         </w:trPr>
         <w:tc>
           <w:tcPr>
@@ -6211,11 +6212,12 @@
               <w:tr2bl w:val="nil"/>
             </w:tcBorders>
             <w:noWrap w:val="0"/>
-            <w:vAlign w:val="top"/>
+            <w:vAlign w:val="center"/>
           </w:tcPr>
           <w:p>
             <w:pPr>
               <w:spacing w:beforeLines="0" w:afterLines="0"/>
+              <w:jc w:val="center"/>
               <w:rPr>
                 <w:rFonts w:hint="default"/>
                 <w:sz w:val="24"/>
@@ -6228,15 +6230,7 @@
                 <w:sz w:val="24"/>
                 <w:szCs w:val="24"/>
               </w:rPr>
-              <w:t>{#myComps}</w:t>
-            </w:r>
-            <w:r>
-              <w:rPr>
-                <w:rFonts w:hint="default" w:ascii="Times New Roman" w:hAnsi="Times New Roman" w:eastAsia="SimSun" w:cs="Times New Roman"/>
-                <w:sz w:val="24"/>
-                <w:szCs w:val="24"/>
-              </w:rPr>
-              <w:t>{compName}</w:t>
+              <w:t>{#myComps}{compName}</w:t>
             </w:r>
           </w:p>
         </w:tc>
@@ -6260,6 +6254,7 @@
         </w:tblPrEx>
         <w:trPr>
           <w:trHeight w:val="636" w:hRule="exact"/>
+          <w:jc w:val="center"/>
         </w:trPr>
         <w:tc>
           <w:tcPr>
@@ -6581,11 +6576,12 @@
               <w:tr2bl w:val="nil"/>
             </w:tcBorders>
             <w:noWrap w:val="0"/>
-            <w:vAlign w:val="top"/>
+            <w:vAlign w:val="center"/>
           </w:tcPr>
           <w:p>
             <w:pPr>
               <w:spacing w:beforeLines="0" w:afterLines="0"/>
+              <w:jc w:val="center"/>
               <w:rPr>
                 <w:rFonts w:hint="default"/>
                 <w:sz w:val="24"/>
@@ -6622,6 +6618,7 @@
         </w:tblPrEx>
         <w:trPr>
           <w:trHeight w:val="888" w:hRule="exact"/>
+          <w:jc w:val="center"/>
         </w:trPr>
         <w:tc>
           <w:tcPr>
@@ -7496,6 +7493,7 @@
         </w:tblPrEx>
         <w:trPr>
           <w:trHeight w:val="384" w:hRule="exact"/>
+          <w:jc w:val="center"/>
         </w:trPr>
         <w:tc>
           <w:tcPr>
@@ -7677,11 +7675,12 @@
               <w:tr2bl w:val="nil"/>
             </w:tcBorders>
             <w:noWrap w:val="0"/>
-            <w:vAlign w:val="top"/>
+            <w:vAlign w:val="center"/>
           </w:tcPr>
           <w:p>
             <w:pPr>
               <w:spacing w:beforeLines="0" w:afterLines="0"/>
+              <w:jc w:val="center"/>
               <w:rPr>
                 <w:rFonts w:hint="default"/>
                 <w:sz w:val="24"/>
@@ -7694,15 +7693,7 @@
                 <w:sz w:val="24"/>
                 <w:szCs w:val="24"/>
               </w:rPr>
-              <w:t>{#relComps}</w:t>
-            </w:r>
-            <w:r>
-              <w:rPr>
-                <w:rFonts w:hint="default" w:ascii="Times New Roman" w:hAnsi="Times New Roman" w:eastAsia="SimSun" w:cs="Times New Roman"/>
-                <w:sz w:val="24"/>
-                <w:szCs w:val="24"/>
-              </w:rPr>
-              <w:t>{compName} ({relName})</w:t>
+              <w:t>{#relComps}{compName} ({relName})</w:t>
             </w:r>
           </w:p>
         </w:tc>
@@ -7726,6 +7717,7 @@
         </w:tblPrEx>
         <w:trPr>
           <w:trHeight w:val="636" w:hRule="exact"/>
+          <w:jc w:val="center"/>
         </w:trPr>
         <w:tc>
           <w:tcPr>
@@ -8064,11 +8056,12 @@
               <w:tr2bl w:val="nil"/>
             </w:tcBorders>
             <w:noWrap w:val="0"/>
-            <w:vAlign w:val="top"/>
+            <w:vAlign w:val="center"/>
           </w:tcPr>
           <w:p>
             <w:pPr>
               <w:spacing w:beforeLines="0" w:afterLines="0"/>
+              <w:jc w:val="center"/>
               <w:rPr>
                 <w:rFonts w:hint="default"/>
                 <w:sz w:val="24"/>
@@ -12795,9 +12788,7 @@
         </w:rPr>
         <w:t>бари</w:t>
       </w:r>
-      <w:bookmarkStart w:id="0" w:name="_GoBack"/>
     </w:p>
-    <w:bookmarkEnd w:id="0"/>
     <w:p>
       <w:pPr>
         <w:kinsoku w:val="0"/>
@@ -15917,7 +15908,7 @@
     <w:lsdException w:unhideWhenUsed="0" w:uiPriority="64" w:semiHidden="0" w:name="Medium Shading 2 Accent 2"/>
     <w:lsdException w:unhideWhenUsed="0" w:uiPriority="65" w:semiHidden="0" w:name="Medium List 1 Accent 2"/>
     <w:lsdException w:unhideWhenUsed="0" w:uiPriority="66" w:semiHidden="0" w:name="Medium List 2 Accent 2"/>
-    <w:lsdException w:unhideWhenUsed="0" w:uiPriority="67" w:semiHidden="0" w:name="Medium Grid 1 Accent 2"/>
+    <w:lsdException w:qFormat="1" w:unhideWhenUsed="0" w:uiPriority="67" w:semiHidden="0" w:name="Medium Grid 1 Accent 2"/>
     <w:lsdException w:unhideWhenUsed="0" w:uiPriority="68" w:semiHidden="0" w:name="Medium Grid 2 Accent 2"/>
     <w:lsdException w:unhideWhenUsed="0" w:uiPriority="69" w:semiHidden="0" w:name="Medium Grid 3 Accent 2"/>
     <w:lsdException w:unhideWhenUsed="0" w:uiPriority="70" w:semiHidden="0" w:name="Dark List Accent 2"/>
@@ -16097,6 +16088,7 @@
     <w:basedOn w:val="3"/>
     <w:link w:val="5"/>
     <w:unhideWhenUsed/>
+    <w:qFormat/>
     <w:locked/>
     <w:uiPriority w:val="99"/>
     <w:rPr>
@@ -16110,6 +16102,7 @@
     <w:basedOn w:val="3"/>
     <w:link w:val="2"/>
     <w:unhideWhenUsed/>
+    <w:qFormat/>
     <w:locked/>
     <w:uiPriority w:val="9"/>
     <w:rPr>
